--- a/fuentes/Guion_Video_Introductorio_CF01.docx
+++ b/fuentes/Guion_Video_Introductorio_CF01.docx
@@ -155,7 +155,14 @@
                 <w:b/>
                 <w:bCs/>
               </w:rPr>
-              <w:t xml:space="preserve">Video introductorio </w:t>
+              <w:t>Buenas Prácticas de Manufactura en la cocina colombiana</w:t>
+            </w:r>
+            <w:r>
+              <w:rPr>
+                <w:b/>
+                <w:bCs/>
+              </w:rPr>
+              <w:t xml:space="preserve"> </w:t>
             </w:r>
           </w:p>
         </w:tc>
@@ -463,13 +470,13 @@
               <w:t xml:space="preserve">Estimado aprendiz, le damos la bienvenida al componente formativo titulado: Buenas Prácticas de Manufactura en la </w:t>
             </w:r>
             <w:r>
-              <w:t>C</w:t>
+              <w:t>c</w:t>
             </w:r>
             <w:r>
               <w:t xml:space="preserve">ocina </w:t>
             </w:r>
             <w:r>
-              <w:t>C</w:t>
+              <w:t>c</w:t>
             </w:r>
             <w:r>
               <w:t xml:space="preserve">olombiana. </w:t>
@@ -494,13 +501,13 @@
               <w:t xml:space="preserve">Buenas Prácticas de Manufactura en la </w:t>
             </w:r>
             <w:r>
-              <w:t>C</w:t>
+              <w:t>c</w:t>
             </w:r>
             <w:r>
               <w:t xml:space="preserve">ocina </w:t>
             </w:r>
             <w:r>
-              <w:t>C</w:t>
+              <w:t>c</w:t>
             </w:r>
             <w:r>
               <w:t>olombiana</w:t>
@@ -2850,8 +2857,8 @@
 </file>
 
 <file path=customXml/item1.xml><?xml version="1.0" encoding="utf-8"?>
-<ct:contentTypeSchema xmlns:ct="http://schemas.microsoft.com/office/2006/metadata/contentType" xmlns:ma="http://schemas.microsoft.com/office/2006/metadata/properties/metaAttributes" ct:_="" ma:_="" ma:contentTypeName="Documento" ma:contentTypeID="0x0101006A81D6BD42E8DF4C91013959704817E1" ma:contentTypeVersion="14" ma:contentTypeDescription="Crear nuevo documento." ma:contentTypeScope="" ma:versionID="cd14e03e9fc6eb087109c39a3de1a2a7">
-  <xsd:schema xmlns:xsd="http://www.w3.org/2001/XMLSchema" xmlns:xs="http://www.w3.org/2001/XMLSchema" xmlns:p="http://schemas.microsoft.com/office/2006/metadata/properties" xmlns:ns2="13c90a0b-73bc-4dc0-be5f-28d77b615beb" xmlns:ns3="13c93bba-48ce-428c-bfe5-88b42c19b028" targetNamespace="http://schemas.microsoft.com/office/2006/metadata/properties" ma:root="true" ma:fieldsID="247ff0312e87511bd2ce05ea47f33022" ns2:_="" ns3:_="">
+<ct:contentTypeSchema xmlns:ct="http://schemas.microsoft.com/office/2006/metadata/contentType" xmlns:ma="http://schemas.microsoft.com/office/2006/metadata/properties/metaAttributes" ct:_="" ma:_="" ma:contentTypeName="Documento" ma:contentTypeID="0x0101006A81D6BD42E8DF4C91013959704817E1" ma:contentTypeVersion="15" ma:contentTypeDescription="Crear nuevo documento." ma:contentTypeScope="" ma:versionID="bf4f72ffd194f0963ff564daca6869f7">
+  <xsd:schema xmlns:xsd="http://www.w3.org/2001/XMLSchema" xmlns:xs="http://www.w3.org/2001/XMLSchema" xmlns:p="http://schemas.microsoft.com/office/2006/metadata/properties" xmlns:ns2="13c90a0b-73bc-4dc0-be5f-28d77b615beb" xmlns:ns3="13c93bba-48ce-428c-bfe5-88b42c19b028" targetNamespace="http://schemas.microsoft.com/office/2006/metadata/properties" ma:root="true" ma:fieldsID="8718d6f4873a5b1392a45044efa78385" ns2:_="" ns3:_="">
     <xsd:import namespace="13c90a0b-73bc-4dc0-be5f-28d77b615beb"/>
     <xsd:import namespace="13c93bba-48ce-428c-bfe5-88b42c19b028"/>
     <xsd:element name="properties">
@@ -2873,6 +2880,7 @@
                 <xsd:element ref="ns3:lcf76f155ced4ddcb4097134ff3c332f" minOccurs="0"/>
                 <xsd:element ref="ns2:TaxCatchAll" minOccurs="0"/>
                 <xsd:element ref="ns3:MediaServiceOCR" minOccurs="0"/>
+                <xsd:element ref="ns3:MediaServiceLocation" minOccurs="0"/>
               </xsd:all>
             </xsd:complexType>
           </xsd:element>
@@ -2976,6 +2984,11 @@
         <xsd:restriction base="dms:Note">
           <xsd:maxLength value="255"/>
         </xsd:restriction>
+      </xsd:simpleType>
+    </xsd:element>
+    <xsd:element name="MediaServiceLocation" ma:index="22" nillable="true" ma:displayName="Location" ma:description="" ma:indexed="true" ma:internalName="MediaServiceLocation" ma:readOnly="true">
+      <xsd:simpleType>
+        <xsd:restriction base="dms:Text"/>
       </xsd:simpleType>
     </xsd:element>
   </xsd:schema>
@@ -3099,13 +3112,13 @@
 </file>
 
 <file path=customXml/itemProps1.xml><?xml version="1.0" encoding="utf-8"?>
-<ds:datastoreItem xmlns:ds="http://schemas.openxmlformats.org/officeDocument/2006/customXml" ds:itemID="{77A52B16-4EBF-4978-8716-C82369CD50BB}"/>
+<ds:datastoreItem xmlns:ds="http://schemas.openxmlformats.org/officeDocument/2006/customXml" ds:itemID="{78419BDB-A1A3-4AD9-A192-71010F83B531}"/>
 </file>
 
 <file path=customXml/itemProps2.xml><?xml version="1.0" encoding="utf-8"?>
-<ds:datastoreItem xmlns:ds="http://schemas.openxmlformats.org/officeDocument/2006/customXml" ds:itemID="{27F1B577-1BD2-4DA8-B8A2-92B42C29BA1E}"/>
+<ds:datastoreItem xmlns:ds="http://schemas.openxmlformats.org/officeDocument/2006/customXml" ds:itemID="{BBDFD8DE-F502-4E0B-8A56-C4FD7088552E}"/>
 </file>
 
 <file path=customXml/itemProps3.xml><?xml version="1.0" encoding="utf-8"?>
-<ds:datastoreItem xmlns:ds="http://schemas.openxmlformats.org/officeDocument/2006/customXml" ds:itemID="{7726A72E-C5A1-4C29-BDF0-C0C630A515AA}"/>
+<ds:datastoreItem xmlns:ds="http://schemas.openxmlformats.org/officeDocument/2006/customXml" ds:itemID="{60444611-4E18-46E2-8760-FD497227166E}"/>
 </file>